--- a/Content/Arena/All Arenas/9-universal-object-detection/Original Documents/一周搭建高精度通用目标检测系统Demo（能源&农林领域）.docx
+++ b/Content/Arena/All Arenas/9-universal-object-detection/Original Documents/一周搭建高精度通用目标检测系统Demo（能源&农林领域）.docx
@@ -1236,7 +1236,7 @@
                 <w:rFonts w:eastAsia="等线" w:ascii="Arial" w:cs="Arial" w:hAnsi="Arial"/>
                 <w:sz w:val="22"/>
               </w:rPr>
-              <w:t xml:space="preserve">最近更新：2025-11-25 </w:t>
+              <w:t xml:space="preserve">最近更新：2026-03-10 </w:t>
             </w:r>
           </w:p>
           <w:p>
@@ -1253,7 +1253,7 @@
                 <w:rFonts w:eastAsia="等线" w:ascii="Arial" w:cs="Arial" w:hAnsi="Arial"/>
                 <w:sz w:val="22"/>
               </w:rPr>
-              <w:t>最近审阅：2025-11-26</w:t>
+              <w:t>最近审阅：2026-03-10</w:t>
             </w:r>
           </w:p>
         </w:tc>
@@ -1361,7 +1361,7 @@
 
 <file path=word/numbering.xml><?xml version="1.0" encoding="utf-8"?>
 <w:numbering xmlns:w="http://schemas.openxmlformats.org/wordprocessingml/2006/main">
-  <w:abstractNum w:abstractNumId="113903">
+  <w:abstractNum w:abstractNumId="685770">
     <w:lvl>
       <w:numFmt w:val="bullet"/>
       <w:suff w:val="tab"/>
@@ -1371,7 +1371,7 @@
       </w:rPr>
     </w:lvl>
   </w:abstractNum>
-  <w:abstractNum w:abstractNumId="113904">
+  <w:abstractNum w:abstractNumId="685771">
     <w:lvl>
       <w:numFmt w:val="bullet"/>
       <w:suff w:val="tab"/>
@@ -1381,7 +1381,7 @@
       </w:rPr>
     </w:lvl>
   </w:abstractNum>
-  <w:abstractNum w:abstractNumId="113905">
+  <w:abstractNum w:abstractNumId="685772">
     <w:lvl>
       <w:numFmt w:val="bullet"/>
       <w:suff w:val="tab"/>
@@ -1391,7 +1391,7 @@
       </w:rPr>
     </w:lvl>
   </w:abstractNum>
-  <w:abstractNum w:abstractNumId="113906">
+  <w:abstractNum w:abstractNumId="685773">
     <w:lvl>
       <w:numFmt w:val="bullet"/>
       <w:suff w:val="tab"/>
@@ -1401,7 +1401,7 @@
       </w:rPr>
     </w:lvl>
   </w:abstractNum>
-  <w:abstractNum w:abstractNumId="113907">
+  <w:abstractNum w:abstractNumId="685774">
     <w:lvl>
       <w:numFmt w:val="bullet"/>
       <w:suff w:val="tab"/>
@@ -1411,7 +1411,7 @@
       </w:rPr>
     </w:lvl>
   </w:abstractNum>
-  <w:abstractNum w:abstractNumId="113908">
+  <w:abstractNum w:abstractNumId="685775">
     <w:lvl>
       <w:numFmt w:val="bullet"/>
       <w:suff w:val="tab"/>
@@ -1421,7 +1421,7 @@
       </w:rPr>
     </w:lvl>
   </w:abstractNum>
-  <w:abstractNum w:abstractNumId="113909">
+  <w:abstractNum w:abstractNumId="685776">
     <w:lvl>
       <w:numFmt w:val="bullet"/>
       <w:suff w:val="tab"/>
@@ -1431,7 +1431,7 @@
       </w:rPr>
     </w:lvl>
   </w:abstractNum>
-  <w:abstractNum w:abstractNumId="113910">
+  <w:abstractNum w:abstractNumId="685777">
     <w:lvl>
       <w:numFmt w:val="bullet"/>
       <w:suff w:val="tab"/>
@@ -1441,7 +1441,7 @@
       </w:rPr>
     </w:lvl>
   </w:abstractNum>
-  <w:abstractNum w:abstractNumId="113911">
+  <w:abstractNum w:abstractNumId="685778">
     <w:lvl>
       <w:numFmt w:val="bullet"/>
       <w:suff w:val="tab"/>
@@ -1451,7 +1451,7 @@
       </w:rPr>
     </w:lvl>
   </w:abstractNum>
-  <w:abstractNum w:abstractNumId="113912">
+  <w:abstractNum w:abstractNumId="685779">
     <w:lvl>
       <w:numFmt w:val="bullet"/>
       <w:suff w:val="tab"/>
@@ -1461,7 +1461,7 @@
       </w:rPr>
     </w:lvl>
   </w:abstractNum>
-  <w:abstractNum w:abstractNumId="113913">
+  <w:abstractNum w:abstractNumId="685780">
     <w:lvl>
       <w:numFmt w:val="bullet"/>
       <w:suff w:val="tab"/>
@@ -1471,7 +1471,7 @@
       </w:rPr>
     </w:lvl>
   </w:abstractNum>
-  <w:abstractNum w:abstractNumId="113914">
+  <w:abstractNum w:abstractNumId="685781">
     <w:lvl>
       <w:numFmt w:val="bullet"/>
       <w:suff w:val="tab"/>
@@ -1481,7 +1481,7 @@
       </w:rPr>
     </w:lvl>
   </w:abstractNum>
-  <w:abstractNum w:abstractNumId="113915">
+  <w:abstractNum w:abstractNumId="685782">
     <w:lvl>
       <w:numFmt w:val="bullet"/>
       <w:suff w:val="tab"/>
@@ -1491,7 +1491,7 @@
       </w:rPr>
     </w:lvl>
   </w:abstractNum>
-  <w:abstractNum w:abstractNumId="113916">
+  <w:abstractNum w:abstractNumId="685783">
     <w:lvl>
       <w:numFmt w:val="bullet"/>
       <w:suff w:val="tab"/>
@@ -1501,7 +1501,7 @@
       </w:rPr>
     </w:lvl>
   </w:abstractNum>
-  <w:abstractNum w:abstractNumId="113917">
+  <w:abstractNum w:abstractNumId="685784">
     <w:lvl>
       <w:numFmt w:val="bullet"/>
       <w:suff w:val="tab"/>
@@ -1511,7 +1511,7 @@
       </w:rPr>
     </w:lvl>
   </w:abstractNum>
-  <w:abstractNum w:abstractNumId="113918">
+  <w:abstractNum w:abstractNumId="685785">
     <w:lvl>
       <w:numFmt w:val="bullet"/>
       <w:suff w:val="tab"/>
@@ -1521,7 +1521,7 @@
       </w:rPr>
     </w:lvl>
   </w:abstractNum>
-  <w:abstractNum w:abstractNumId="113919">
+  <w:abstractNum w:abstractNumId="685786">
     <w:lvl>
       <w:numFmt w:val="bullet"/>
       <w:suff w:val="tab"/>
@@ -1531,7 +1531,7 @@
       </w:rPr>
     </w:lvl>
   </w:abstractNum>
-  <w:abstractNum w:abstractNumId="113920">
+  <w:abstractNum w:abstractNumId="685787">
     <w:lvl>
       <w:numFmt w:val="bullet"/>
       <w:suff w:val="tab"/>
@@ -1541,7 +1541,7 @@
       </w:rPr>
     </w:lvl>
   </w:abstractNum>
-  <w:abstractNum w:abstractNumId="113921">
+  <w:abstractNum w:abstractNumId="685788">
     <w:lvl>
       <w:numFmt w:val="bullet"/>
       <w:suff w:val="tab"/>
@@ -1551,7 +1551,7 @@
       </w:rPr>
     </w:lvl>
   </w:abstractNum>
-  <w:abstractNum w:abstractNumId="113922">
+  <w:abstractNum w:abstractNumId="685789">
     <w:lvl>
       <w:numFmt w:val="bullet"/>
       <w:suff w:val="tab"/>
@@ -1561,7 +1561,7 @@
       </w:rPr>
     </w:lvl>
   </w:abstractNum>
-  <w:abstractNum w:abstractNumId="113923">
+  <w:abstractNum w:abstractNumId="685790">
     <w:lvl>
       <w:numFmt w:val="bullet"/>
       <w:suff w:val="tab"/>
@@ -1571,7 +1571,7 @@
       </w:rPr>
     </w:lvl>
   </w:abstractNum>
-  <w:abstractNum w:abstractNumId="113924">
+  <w:abstractNum w:abstractNumId="685791">
     <w:lvl>
       <w:numFmt w:val="bullet"/>
       <w:suff w:val="tab"/>
@@ -1581,7 +1581,7 @@
       </w:rPr>
     </w:lvl>
   </w:abstractNum>
-  <w:abstractNum w:abstractNumId="113925">
+  <w:abstractNum w:abstractNumId="685792">
     <w:lvl>
       <w:numFmt w:val="bullet"/>
       <w:suff w:val="tab"/>
@@ -1591,7 +1591,7 @@
       </w:rPr>
     </w:lvl>
   </w:abstractNum>
-  <w:abstractNum w:abstractNumId="113926">
+  <w:abstractNum w:abstractNumId="685793">
     <w:lvl>
       <w:numFmt w:val="bullet"/>
       <w:suff w:val="tab"/>
@@ -1601,7 +1601,7 @@
       </w:rPr>
     </w:lvl>
   </w:abstractNum>
-  <w:abstractNum w:abstractNumId="113927">
+  <w:abstractNum w:abstractNumId="685794">
     <w:lvl>
       <w:numFmt w:val="bullet"/>
       <w:suff w:val="tab"/>
@@ -1611,7 +1611,7 @@
       </w:rPr>
     </w:lvl>
   </w:abstractNum>
-  <w:abstractNum w:abstractNumId="113928">
+  <w:abstractNum w:abstractNumId="685795">
     <w:lvl>
       <w:numFmt w:val="bullet"/>
       <w:suff w:val="tab"/>
@@ -1621,7 +1621,7 @@
       </w:rPr>
     </w:lvl>
   </w:abstractNum>
-  <w:abstractNum w:abstractNumId="113929">
+  <w:abstractNum w:abstractNumId="685796">
     <w:lvl>
       <w:numFmt w:val="bullet"/>
       <w:suff w:val="tab"/>
@@ -1631,7 +1631,7 @@
       </w:rPr>
     </w:lvl>
   </w:abstractNum>
-  <w:abstractNum w:abstractNumId="113930">
+  <w:abstractNum w:abstractNumId="685797">
     <w:lvl>
       <w:numFmt w:val="bullet"/>
       <w:suff w:val="tab"/>
@@ -1641,7 +1641,7 @@
       </w:rPr>
     </w:lvl>
   </w:abstractNum>
-  <w:abstractNum w:abstractNumId="113931">
+  <w:abstractNum w:abstractNumId="685798">
     <w:lvl>
       <w:numFmt w:val="bullet"/>
       <w:suff w:val="tab"/>
@@ -1651,7 +1651,7 @@
       </w:rPr>
     </w:lvl>
   </w:abstractNum>
-  <w:abstractNum w:abstractNumId="113932">
+  <w:abstractNum w:abstractNumId="685799">
     <w:lvl>
       <w:numFmt w:val="bullet"/>
       <w:suff w:val="tab"/>
@@ -1661,7 +1661,7 @@
       </w:rPr>
     </w:lvl>
   </w:abstractNum>
-  <w:abstractNum w:abstractNumId="113933">
+  <w:abstractNum w:abstractNumId="685800">
     <w:lvl>
       <w:numFmt w:val="bullet"/>
       <w:suff w:val="tab"/>
@@ -1671,7 +1671,7 @@
       </w:rPr>
     </w:lvl>
   </w:abstractNum>
-  <w:abstractNum w:abstractNumId="113934">
+  <w:abstractNum w:abstractNumId="685801">
     <w:lvl>
       <w:numFmt w:val="bullet"/>
       <w:suff w:val="tab"/>
@@ -1682,100 +1682,100 @@
     </w:lvl>
   </w:abstractNum>
   <w:num w:numId="1">
-    <w:abstractNumId w:val="113903"/>
+    <w:abstractNumId w:val="685770"/>
   </w:num>
   <w:num w:numId="2">
-    <w:abstractNumId w:val="113904"/>
+    <w:abstractNumId w:val="685771"/>
   </w:num>
   <w:num w:numId="3">
-    <w:abstractNumId w:val="113905"/>
+    <w:abstractNumId w:val="685772"/>
   </w:num>
   <w:num w:numId="4">
-    <w:abstractNumId w:val="113906"/>
+    <w:abstractNumId w:val="685773"/>
   </w:num>
   <w:num w:numId="5">
-    <w:abstractNumId w:val="113907"/>
+    <w:abstractNumId w:val="685774"/>
   </w:num>
   <w:num w:numId="6">
-    <w:abstractNumId w:val="113908"/>
+    <w:abstractNumId w:val="685775"/>
   </w:num>
   <w:num w:numId="7">
-    <w:abstractNumId w:val="113909"/>
+    <w:abstractNumId w:val="685776"/>
   </w:num>
   <w:num w:numId="8">
-    <w:abstractNumId w:val="113910"/>
+    <w:abstractNumId w:val="685777"/>
   </w:num>
   <w:num w:numId="9">
-    <w:abstractNumId w:val="113911"/>
+    <w:abstractNumId w:val="685778"/>
   </w:num>
   <w:num w:numId="10">
-    <w:abstractNumId w:val="113912"/>
+    <w:abstractNumId w:val="685779"/>
   </w:num>
   <w:num w:numId="11">
-    <w:abstractNumId w:val="113913"/>
+    <w:abstractNumId w:val="685780"/>
   </w:num>
   <w:num w:numId="12">
-    <w:abstractNumId w:val="113914"/>
+    <w:abstractNumId w:val="685781"/>
   </w:num>
   <w:num w:numId="13">
-    <w:abstractNumId w:val="113915"/>
+    <w:abstractNumId w:val="685782"/>
   </w:num>
   <w:num w:numId="14">
-    <w:abstractNumId w:val="113916"/>
+    <w:abstractNumId w:val="685783"/>
   </w:num>
   <w:num w:numId="15">
-    <w:abstractNumId w:val="113917"/>
+    <w:abstractNumId w:val="685784"/>
   </w:num>
   <w:num w:numId="16">
-    <w:abstractNumId w:val="113918"/>
+    <w:abstractNumId w:val="685785"/>
   </w:num>
   <w:num w:numId="17">
-    <w:abstractNumId w:val="113919"/>
+    <w:abstractNumId w:val="685786"/>
   </w:num>
   <w:num w:numId="18">
-    <w:abstractNumId w:val="113920"/>
+    <w:abstractNumId w:val="685787"/>
   </w:num>
   <w:num w:numId="19">
-    <w:abstractNumId w:val="113921"/>
+    <w:abstractNumId w:val="685788"/>
   </w:num>
   <w:num w:numId="20">
-    <w:abstractNumId w:val="113922"/>
+    <w:abstractNumId w:val="685789"/>
   </w:num>
   <w:num w:numId="21">
-    <w:abstractNumId w:val="113923"/>
+    <w:abstractNumId w:val="685790"/>
   </w:num>
   <w:num w:numId="22">
-    <w:abstractNumId w:val="113924"/>
+    <w:abstractNumId w:val="685791"/>
   </w:num>
   <w:num w:numId="23">
-    <w:abstractNumId w:val="113925"/>
+    <w:abstractNumId w:val="685792"/>
   </w:num>
   <w:num w:numId="24">
-    <w:abstractNumId w:val="113926"/>
+    <w:abstractNumId w:val="685793"/>
   </w:num>
   <w:num w:numId="25">
-    <w:abstractNumId w:val="113927"/>
+    <w:abstractNumId w:val="685794"/>
   </w:num>
   <w:num w:numId="26">
-    <w:abstractNumId w:val="113928"/>
+    <w:abstractNumId w:val="685795"/>
   </w:num>
   <w:num w:numId="27">
-    <w:abstractNumId w:val="113929"/>
+    <w:abstractNumId w:val="685796"/>
   </w:num>
   <w:num w:numId="28">
-    <w:abstractNumId w:val="113930"/>
+    <w:abstractNumId w:val="685797"/>
   </w:num>
   <w:num w:numId="29">
-    <w:abstractNumId w:val="113931"/>
+    <w:abstractNumId w:val="685798"/>
   </w:num>
   <w:num w:numId="30">
-    <w:abstractNumId w:val="113932"/>
+    <w:abstractNumId w:val="685799"/>
   </w:num>
   <w:num w:numId="31">
-    <w:abstractNumId w:val="113933"/>
+    <w:abstractNumId w:val="685800"/>
   </w:num>
   <w:num w:numId="32">
-    <w:abstractNumId w:val="113934"/>
+    <w:abstractNumId w:val="685801"/>
   </w:num>
 </w:numbering>
 </file>
